--- a/小野町_引継ぎ_整理済/04_算定・見込量/小野町_令和8年法改正の反映と3区分の仕分け_20261014.docx
+++ b/小野町_引継ぎ_整理済/04_算定・見込量/小野町_令和8年法改正の反映と3区分の仕分け_20261014.docx
@@ -1304,6 +1304,7 @@
           </w:tcPr>
           <w:p>
             <w:pPr>
+              <w:keepNext/>
               <w:spacing w:before="20" w:after="20"/>
             </w:pPr>
             <w:r>
@@ -1324,6 +1325,7 @@
           </w:tcPr>
           <w:p>
             <w:pPr>
+              <w:keepNext/>
               <w:spacing w:before="20" w:after="20"/>
             </w:pPr>
             <w:r>
@@ -1344,6 +1346,7 @@
           </w:tcPr>
           <w:p>
             <w:pPr>
+              <w:keepNext/>
               <w:spacing w:before="20" w:after="20"/>
             </w:pPr>
             <w:r>
@@ -1862,6 +1865,7 @@
           </w:tcPr>
           <w:p>
             <w:pPr>
+              <w:keepNext/>
               <w:spacing w:before="20" w:after="20"/>
             </w:pPr>
             <w:r>
@@ -1882,6 +1886,7 @@
           </w:tcPr>
           <w:p>
             <w:pPr>
+              <w:keepNext/>
               <w:spacing w:before="20" w:after="20"/>
             </w:pPr>
             <w:r>
@@ -1902,6 +1907,7 @@
           </w:tcPr>
           <w:p>
             <w:pPr>
+              <w:keepNext/>
               <w:spacing w:before="20" w:after="20"/>
             </w:pPr>
             <w:r>
@@ -1922,6 +1928,7 @@
           </w:tcPr>
           <w:p>
             <w:pPr>
+              <w:keepNext/>
               <w:spacing w:before="20" w:after="20"/>
             </w:pPr>
             <w:r>
@@ -1942,6 +1949,7 @@
           </w:tcPr>
           <w:p>
             <w:pPr>
+              <w:keepNext/>
               <w:spacing w:before="20" w:after="20"/>
             </w:pPr>
             <w:r>
@@ -2248,6 +2256,7 @@
           </w:tcPr>
           <w:p>
             <w:pPr>
+              <w:keepNext/>
               <w:spacing w:before="20" w:after="20"/>
             </w:pPr>
             <w:r>
@@ -2268,6 +2277,7 @@
           </w:tcPr>
           <w:p>
             <w:pPr>
+              <w:keepNext/>
               <w:spacing w:before="20" w:after="20"/>
             </w:pPr>
             <w:r>
@@ -2288,6 +2298,7 @@
           </w:tcPr>
           <w:p>
             <w:pPr>
+              <w:keepNext/>
               <w:spacing w:before="20" w:after="20"/>
             </w:pPr>
             <w:r>
@@ -5060,6 +5071,7 @@
           </w:tcPr>
           <w:p>
             <w:pPr>
+              <w:keepNext/>
               <w:spacing w:before="20" w:after="20"/>
             </w:pPr>
             <w:r>
@@ -5080,6 +5092,7 @@
           </w:tcPr>
           <w:p>
             <w:pPr>
+              <w:keepNext/>
               <w:spacing w:before="20" w:after="20"/>
             </w:pPr>
             <w:r>
@@ -5406,6 +5419,7 @@
           </w:tcPr>
           <w:p>
             <w:pPr>
+              <w:keepNext/>
               <w:spacing w:before="20" w:after="20"/>
             </w:pPr>
             <w:r>
@@ -5426,6 +5440,7 @@
           </w:tcPr>
           <w:p>
             <w:pPr>
+              <w:keepNext/>
               <w:spacing w:before="20" w:after="20"/>
             </w:pPr>
             <w:r>
@@ -5761,6 +5776,7 @@
           </w:tcPr>
           <w:p>
             <w:pPr>
+              <w:keepNext/>
               <w:spacing w:before="20" w:after="20"/>
             </w:pPr>
             <w:r>
@@ -5781,6 +5797,7 @@
           </w:tcPr>
           <w:p>
             <w:pPr>
+              <w:keepNext/>
               <w:spacing w:before="20" w:after="20"/>
             </w:pPr>
             <w:r>
@@ -6107,6 +6124,7 @@
           </w:tcPr>
           <w:p>
             <w:pPr>
+              <w:keepNext/>
               <w:spacing w:before="20" w:after="20"/>
             </w:pPr>
             <w:r>
@@ -6127,6 +6145,7 @@
           </w:tcPr>
           <w:p>
             <w:pPr>
+              <w:keepNext/>
               <w:spacing w:before="20" w:after="20"/>
             </w:pPr>
             <w:r>
@@ -7567,6 +7586,7 @@
           </w:tcPr>
           <w:p>
             <w:pPr>
+              <w:keepNext/>
               <w:spacing w:before="20" w:after="20"/>
             </w:pPr>
             <w:r>
@@ -7587,6 +7607,7 @@
           </w:tcPr>
           <w:p>
             <w:pPr>
+              <w:keepNext/>
               <w:spacing w:before="20" w:after="20"/>
             </w:pPr>
             <w:r>
@@ -7856,6 +7877,7 @@
           </w:tcPr>
           <w:p>
             <w:pPr>
+              <w:keepNext/>
               <w:spacing w:before="20" w:after="20"/>
             </w:pPr>
             <w:r>
@@ -7876,6 +7898,7 @@
           </w:tcPr>
           <w:p>
             <w:pPr>
+              <w:keepNext/>
               <w:spacing w:before="20" w:after="20"/>
             </w:pPr>
             <w:r>
@@ -8355,6 +8378,7 @@
           </w:tcPr>
           <w:p>
             <w:pPr>
+              <w:keepNext/>
               <w:spacing w:before="20" w:after="20"/>
             </w:pPr>
             <w:r>
@@ -8375,6 +8399,7 @@
           </w:tcPr>
           <w:p>
             <w:pPr>
+              <w:keepNext/>
               <w:spacing w:before="20" w:after="20"/>
             </w:pPr>
             <w:r>
@@ -8395,6 +8420,7 @@
           </w:tcPr>
           <w:p>
             <w:pPr>
+              <w:keepNext/>
               <w:spacing w:before="20" w:after="20"/>
             </w:pPr>
             <w:r>
@@ -8415,6 +8441,7 @@
           </w:tcPr>
           <w:p>
             <w:pPr>
+              <w:keepNext/>
               <w:spacing w:before="20" w:after="20"/>
             </w:pPr>
             <w:r>
@@ -9811,6 +9838,7 @@
           </w:tcPr>
           <w:p>
             <w:pPr>
+              <w:keepNext/>
               <w:spacing w:before="20" w:after="20"/>
             </w:pPr>
             <w:r>
@@ -9831,6 +9859,7 @@
           </w:tcPr>
           <w:p>
             <w:pPr>
+              <w:keepNext/>
               <w:spacing w:before="20" w:after="20"/>
             </w:pPr>
             <w:r>
@@ -9851,6 +9880,7 @@
           </w:tcPr>
           <w:p>
             <w:pPr>
+              <w:keepNext/>
               <w:spacing w:before="20" w:after="20"/>
             </w:pPr>
             <w:r>
@@ -9871,6 +9901,7 @@
           </w:tcPr>
           <w:p>
             <w:pPr>
+              <w:keepNext/>
               <w:spacing w:before="20" w:after="20"/>
             </w:pPr>
             <w:r>
@@ -10399,6 +10430,7 @@
           </w:tcPr>
           <w:p>
             <w:pPr>
+              <w:keepNext/>
               <w:spacing w:before="20" w:after="20"/>
             </w:pPr>
             <w:r>
@@ -10419,6 +10451,7 @@
           </w:tcPr>
           <w:p>
             <w:pPr>
+              <w:keepNext/>
               <w:spacing w:before="20" w:after="20"/>
             </w:pPr>
             <w:r>
@@ -10439,6 +10472,7 @@
           </w:tcPr>
           <w:p>
             <w:pPr>
+              <w:keepNext/>
               <w:spacing w:before="20" w:after="20"/>
             </w:pPr>
             <w:r>
@@ -10459,6 +10493,7 @@
           </w:tcPr>
           <w:p>
             <w:pPr>
+              <w:keepNext/>
               <w:spacing w:before="20" w:after="20"/>
             </w:pPr>
             <w:r>
@@ -10802,6 +10837,7 @@
           </w:tcPr>
           <w:p>
             <w:pPr>
+              <w:keepNext/>
               <w:spacing w:before="20" w:after="20"/>
             </w:pPr>
             <w:r>
@@ -10822,6 +10858,7 @@
           </w:tcPr>
           <w:p>
             <w:pPr>
+              <w:keepNext/>
               <w:spacing w:before="20" w:after="20"/>
             </w:pPr>
             <w:r>
@@ -10842,6 +10879,7 @@
           </w:tcPr>
           <w:p>
             <w:pPr>
+              <w:keepNext/>
               <w:spacing w:before="20" w:after="20"/>
             </w:pPr>
             <w:r>

--- a/小野町_引継ぎ_整理済/04_算定・見込量/小野町_令和8年法改正の反映と3区分の仕分け_20261014.docx
+++ b/小野町_引継ぎ_整理済/04_算定・見込量/小野町_令和8年法改正の反映と3区分の仕分け_20261014.docx
@@ -7107,6 +7107,7 @@
           </w:tcPr>
           <w:p>
             <w:pPr>
+              <w:keepNext/>
               <w:spacing w:before="20" w:after="20"/>
             </w:pPr>
             <w:r>
@@ -7127,6 +7128,7 @@
           </w:tcPr>
           <w:p>
             <w:pPr>
+              <w:keepNext/>
               <w:spacing w:before="20" w:after="20"/>
             </w:pPr>
             <w:r>
@@ -7147,6 +7149,7 @@
           </w:tcPr>
           <w:p>
             <w:pPr>
+              <w:keepNext/>
               <w:spacing w:before="20" w:after="20"/>
             </w:pPr>
             <w:r>
@@ -7167,6 +7170,7 @@
           </w:tcPr>
           <w:p>
             <w:pPr>
+              <w:keepNext/>
               <w:spacing w:before="20" w:after="20"/>
             </w:pPr>
             <w:r>
@@ -9290,6 +9294,7 @@
           </w:tcPr>
           <w:p>
             <w:pPr>
+              <w:keepNext/>
               <w:spacing w:before="20" w:after="20"/>
             </w:pPr>
             <w:r>
@@ -9310,6 +9315,7 @@
           </w:tcPr>
           <w:p>
             <w:pPr>
+              <w:keepNext/>
               <w:spacing w:before="20" w:after="20"/>
             </w:pPr>
             <w:r>
@@ -9330,6 +9336,7 @@
           </w:tcPr>
           <w:p>
             <w:pPr>
+              <w:keepNext/>
               <w:spacing w:before="20" w:after="20"/>
             </w:pPr>
             <w:r>
@@ -9350,6 +9357,7 @@
           </w:tcPr>
           <w:p>
             <w:pPr>
+              <w:keepNext/>
               <w:spacing w:before="20" w:after="20"/>
             </w:pPr>
             <w:r>
